--- a/tests/fixtures/synthetic/files/grant_application__fabricated_citations.docx
+++ b/tests/fixtures/synthetic/files/grant_application__fabricated_citations.docx
@@ -7,7 +7,7 @@
         <w:pStyle w:val="Title"/>
       </w:pPr>
       <w:r>
-        <w:t>Gene therapy vectors for inherited retinal degeneration: Mechanisms and Interventions</w:t>
+        <w:t>Advancing machine learning for protein structure prediction in drug discovery</w:t>
       </w:r>
     </w:p>
     <w:p>
@@ -20,17 +20,12 @@
     </w:p>
     <w:p>
       <w:r>
-        <w:t>Aim 1: Advance gene therapy vectors for inherited retinal degeneration via a translational-focused strategy.</w:t>
+        <w:t>Aim 1: Advance machine learning for protein structure prediction in drug discovery via a characterization-focused strategy.</w:t>
       </w:r>
     </w:p>
     <w:p>
       <w:r>
-        <w:t>Aim 2: Advance gene therapy vectors for inherited retinal degeneration via a translational-focused strategy.</w:t>
-      </w:r>
-    </w:p>
-    <w:p>
-      <w:r>
-        <w:t>Aim 3: Advance gene therapy vectors for inherited retinal degeneration via a translational-focused strategy.</w:t>
+        <w:t>Aim 2: Advance machine learning for protein structure prediction in drug discovery via a characterization-focused strategy.</w:t>
       </w:r>
     </w:p>
     <w:p>
@@ -43,7 +38,7 @@
     </w:p>
     <w:p>
       <w:r>
-        <w:t>We will assemble a multidisciplinary team with complementary expertise. The approach integrates established translational methods with a novel analytical pipeline. Rigorous, pre-registered analyses will guard against bias and support reproducibility. Our preliminary data suggest a tractable path toward measurable improvement.</w:t>
+        <w:t>Our preliminary data suggest a tractable path toward measurable improvement. Rigorous, pre-registered analyses will guard against bias and support reproducibility. Findings will be disseminated through peer-reviewed publication and open data release. Prior work has established a partial understanding, yet key gaps remain.</w:t>
       </w:r>
     </w:p>
     <w:p>
@@ -56,7 +51,7 @@
     </w:p>
     <w:p>
       <w:r>
-        <w:t>We will use appropriate methods to achieve the aims.</w:t>
+        <w:t>This proposal addresses machine learning for protein structure prediction in drug discovery, a problem with substantial significance. Rigorous, pre-registered analyses will guard against bias and support reproducibility. Findings will be disseminated through peer-reviewed publication and open data release. We will assemble a multidisciplinary team with complementary expertise.</w:t>
       </w:r>
     </w:p>
     <w:p>
@@ -69,7 +64,7 @@
     </w:p>
     <w:p>
       <w:r>
-        <w:t>The results will immediately transform practice nationwide upon completion. Success is certain; there are no meaningful risks or limitations to this plan.</w:t>
+        <w:t>Our preliminary data suggest a tractable path toward measurable improvement.</w:t>
       </w:r>
     </w:p>
     <w:p>
@@ -82,7 +77,7 @@
     </w:p>
     <w:p>
       <w:r>
-        <w:t>The applicant is a community nonprofit partnering with an academic core. The R2 host institution offers focused departmental resources and regional research partnerships, backed by a growing institutional research base.</w:t>
+        <w:t>The PI's first independent award; strong mentorship is in place. The R2 host institution offers focused departmental resources and regional research partnerships, backed by a growing institutional research base.</w:t>
       </w:r>
     </w:p>
     <w:p>
@@ -95,7 +90,7 @@
     </w:p>
     <w:p>
       <w:r>
-        <w:t>Total requested support is $2,102,192 over 2 years at a R2 institution, covering personnel, materials, and dissemination.</w:t>
+        <w:t>Total requested support is $575,604 over 3 years at a R2 institution, covering personnel, materials, and dissemination.</w:t>
       </w:r>
     </w:p>
     <w:p>
@@ -119,7 +114,7 @@
         <w:pStyle w:val="ListNumber"/>
       </w:pPr>
       <w:r>
-        <w:t>[2] https://doi.org/10.4522/12o0v3z0</w:t>
+        <w:t>[2] https://doi.org/10.1101/gr.229102</w:t>
       </w:r>
     </w:p>
     <w:p>
@@ -127,7 +122,7 @@
         <w:pStyle w:val="ListNumber"/>
       </w:pPr>
       <w:r>
-        <w:t>[3] https://doi.org/10.7992/uqxj4eff</w:t>
+        <w:t>[3] https://doi.org/10.1093/nar/gky1055</w:t>
       </w:r>
     </w:p>
     <w:p>
@@ -135,7 +130,7 @@
         <w:pStyle w:val="ListNumber"/>
       </w:pPr>
       <w:r>
-        <w:t>[4] https://doi.org/10.7105/i9d99vh0</w:t>
+        <w:t>[4] https://doi.org/10.1073/pnas.1517384113</w:t>
       </w:r>
     </w:p>
     <w:p>
@@ -143,7 +138,7 @@
         <w:pStyle w:val="ListNumber"/>
       </w:pPr>
       <w:r>
-        <w:t>[5] https://doi.org/10.1002/anie.201907688</w:t>
+        <w:t>[5] https://doi.org/10.8454/x0948npf</w:t>
       </w:r>
     </w:p>
     <w:p>
@@ -151,7 +146,7 @@
         <w:pStyle w:val="ListNumber"/>
       </w:pPr>
       <w:r>
-        <w:t>[6] https://doi.org/10.1101/gr.229102</w:t>
+        <w:t>[6] https://doi.org/10.6927/ehd96m8j</w:t>
       </w:r>
     </w:p>
     <w:p>
@@ -159,7 +154,7 @@
         <w:pStyle w:val="ListNumber"/>
       </w:pPr>
       <w:r>
-        <w:t>[7] https://doi.org/10.1038/nature14539</w:t>
+        <w:t>[7] https://doi.org/10.9525/2hn5f62d</w:t>
       </w:r>
     </w:p>
     <w:p>
@@ -167,7 +162,7 @@
         <w:pStyle w:val="ListNumber"/>
       </w:pPr>
       <w:r>
-        <w:t>[8] https://doi.org/10.9313/nj4ogw9x</w:t>
+        <w:t>[8] https://doi.org/10.7806/3d93tbzq</w:t>
       </w:r>
     </w:p>
     <w:p>
@@ -175,15 +170,7 @@
         <w:pStyle w:val="ListNumber"/>
       </w:pPr>
       <w:r>
-        <w:t>[9] https://doi.org/10.1038/nature14539</w:t>
-      </w:r>
-    </w:p>
-    <w:p>
-      <w:pPr>
-        <w:pStyle w:val="ListNumber"/>
-      </w:pPr>
-      <w:r>
-        <w:t>[10] https://doi.org/10.1021/jacs.9b02765</w:t>
+        <w:t>[9] https://doi.org/10.4570/ec1we8de</w:t>
       </w:r>
     </w:p>
     <w:sectPr>

--- a/tests/fixtures/synthetic/files/grant_application__fabricated_citations.docx
+++ b/tests/fixtures/synthetic/files/grant_application__fabricated_citations.docx
@@ -7,7 +7,7 @@
         <w:pStyle w:val="Title"/>
       </w:pPr>
       <w:r>
-        <w:t>Advancing machine learning for protein structure prediction in drug discovery</w:t>
+        <w:t>Measuring the labor-market effects of remote work policy</w:t>
       </w:r>
     </w:p>
     <w:p>
@@ -20,12 +20,17 @@
     </w:p>
     <w:p>
       <w:r>
-        <w:t>Aim 1: Advance machine learning for protein structure prediction in drug discovery via a characterization-focused strategy.</w:t>
+        <w:t>Aim 1: Advance measuring the labor-market effects of remote work policy via a field experiment-focused strategy.</w:t>
       </w:r>
     </w:p>
     <w:p>
       <w:r>
-        <w:t>Aim 2: Advance machine learning for protein structure prediction in drug discovery via a characterization-focused strategy.</w:t>
+        <w:t>Aim 2: Advance measuring the labor-market effects of remote work policy via a field experiment-focused strategy.</w:t>
+      </w:r>
+    </w:p>
+    <w:p>
+      <w:r>
+        <w:t>Aim 3: Advance measuring the labor-market effects of remote work policy via a field experiment-focused strategy.</w:t>
       </w:r>
     </w:p>
     <w:p>
@@ -38,7 +43,7 @@
     </w:p>
     <w:p>
       <w:r>
-        <w:t>Our preliminary data suggest a tractable path toward measurable improvement. Rigorous, pre-registered analyses will guard against bias and support reproducibility. Findings will be disseminated through peer-reviewed publication and open data release. Prior work has established a partial understanding, yet key gaps remain.</w:t>
+        <w:t>The approach integrates established field experiment methods with a novel analytical pipeline. Our preliminary data suggest a tractable path toward measurable improvement. This proposal addresses measuring the labor-market effects of remote work policy, a problem with substantial significance. We will assemble a multidisciplinary team with complementary expertise.</w:t>
       </w:r>
     </w:p>
     <w:p>
@@ -51,7 +56,7 @@
     </w:p>
     <w:p>
       <w:r>
-        <w:t>This proposal addresses machine learning for protein structure prediction in drug discovery, a problem with substantial significance. Rigorous, pre-registered analyses will guard against bias and support reproducibility. Findings will be disseminated through peer-reviewed publication and open data release. We will assemble a multidisciplinary team with complementary expertise.</w:t>
+        <w:t>Findings will be disseminated through peer-reviewed publication and open data release. The approach integrates established field experiment methods with a novel analytical pipeline. Prior work has established a partial understanding, yet key gaps remain. Our preliminary data suggest a tractable path toward measurable improvement.</w:t>
       </w:r>
     </w:p>
     <w:p>
@@ -64,7 +69,7 @@
     </w:p>
     <w:p>
       <w:r>
-        <w:t>Our preliminary data suggest a tractable path toward measurable improvement.</w:t>
+        <w:t>Prior work has established a partial understanding, yet key gaps remain.</w:t>
       </w:r>
     </w:p>
     <w:p>
@@ -77,7 +82,7 @@
     </w:p>
     <w:p>
       <w:r>
-        <w:t>The PI's first independent award; strong mentorship is in place. The R2 host institution offers focused departmental resources and regional research partnerships, backed by a growing institutional research base.</w:t>
+        <w:t>Two co-equal PIs contribute complementary methods under joint leadership. The R2 host institution offers focused departmental resources and regional research partnerships, backed by a growing institutional research base.</w:t>
       </w:r>
     </w:p>
     <w:p>
@@ -90,7 +95,7 @@
     </w:p>
     <w:p>
       <w:r>
-        <w:t>Total requested support is $575,604 over 3 years at a R2 institution, covering personnel, materials, and dissemination.</w:t>
+        <w:t>Budget: personnel $265,462; equipment $95,223; travel $8,779; indirect costs $59,937. Total requested support is $429,401 over 3 years at a R2 institution.</w:t>
       </w:r>
     </w:p>
     <w:p>
@@ -106,7 +111,7 @@
         <w:pStyle w:val="ListNumber"/>
       </w:pPr>
       <w:r>
-        <w:t>[1] https://doi.org/10.1289/ehp.1104477</w:t>
+        <w:t>[1] https://doi.org/10.1038/s41586-020-2649-2</w:t>
       </w:r>
     </w:p>
     <w:p>
@@ -114,7 +119,7 @@
         <w:pStyle w:val="ListNumber"/>
       </w:pPr>
       <w:r>
-        <w:t>[2] https://doi.org/10.1101/gr.229102</w:t>
+        <w:t>[2] https://doi.org/10.1073/pnas.1517384113</w:t>
       </w:r>
     </w:p>
     <w:p>
@@ -122,7 +127,7 @@
         <w:pStyle w:val="ListNumber"/>
       </w:pPr>
       <w:r>
-        <w:t>[3] https://doi.org/10.1093/nar/gky1055</w:t>
+        <w:t>[3] https://doi.org/10.7274/jlc90oup</w:t>
       </w:r>
     </w:p>
     <w:p>
@@ -130,7 +135,7 @@
         <w:pStyle w:val="ListNumber"/>
       </w:pPr>
       <w:r>
-        <w:t>[4] https://doi.org/10.1073/pnas.1517384113</w:t>
+        <w:t>[4] https://doi.org/10.1001/jama.2016.9797</w:t>
       </w:r>
     </w:p>
     <w:p>
@@ -138,7 +143,7 @@
         <w:pStyle w:val="ListNumber"/>
       </w:pPr>
       <w:r>
-        <w:t>[5] https://doi.org/10.8454/x0948npf</w:t>
+        <w:t>[5] https://doi.org/10.1038/nature14539</w:t>
       </w:r>
     </w:p>
     <w:p>
@@ -146,7 +151,7 @@
         <w:pStyle w:val="ListNumber"/>
       </w:pPr>
       <w:r>
-        <w:t>[6] https://doi.org/10.6927/ehd96m8j</w:t>
+        <w:t>[6] https://doi.org/10.1862/lo7cze3s</w:t>
       </w:r>
     </w:p>
     <w:p>
@@ -154,7 +159,7 @@
         <w:pStyle w:val="ListNumber"/>
       </w:pPr>
       <w:r>
-        <w:t>[7] https://doi.org/10.9525/2hn5f62d</w:t>
+        <w:t>[7] https://doi.org/10.1001/jama.2016.9797</w:t>
       </w:r>
     </w:p>
     <w:p>
@@ -162,7 +167,7 @@
         <w:pStyle w:val="ListNumber"/>
       </w:pPr>
       <w:r>
-        <w:t>[8] https://doi.org/10.7806/3d93tbzq</w:t>
+        <w:t>[8] https://doi.org/10.1038/s41586-020-2649-2</w:t>
       </w:r>
     </w:p>
     <w:p>
@@ -170,7 +175,7 @@
         <w:pStyle w:val="ListNumber"/>
       </w:pPr>
       <w:r>
-        <w:t>[9] https://doi.org/10.4570/ec1we8de</w:t>
+        <w:t>[9] https://doi.org/10.5979/p3x5m8pj</w:t>
       </w:r>
     </w:p>
     <w:sectPr>

--- a/tests/fixtures/synthetic/files/grant_application__fabricated_citations.docx
+++ b/tests/fixtures/synthetic/files/grant_application__fabricated_citations.docx
@@ -20,17 +20,17 @@
     </w:p>
     <w:p>
       <w:r>
-        <w:t>Aim 1: Advance measuring the labor-market effects of remote work policy via a field experiment-focused strategy.</w:t>
+        <w:t>Aim 1: Advance measuring the labor-market effects of remote work policy via a field experiment-focused strategy [1].</w:t>
       </w:r>
     </w:p>
     <w:p>
       <w:r>
-        <w:t>Aim 2: Advance measuring the labor-market effects of remote work policy via a field experiment-focused strategy.</w:t>
+        <w:t>Aim 2: Advance measuring the labor-market effects of remote work policy via a field experiment-focused strategy [2].</w:t>
       </w:r>
     </w:p>
     <w:p>
       <w:r>
-        <w:t>Aim 3: Advance measuring the labor-market effects of remote work policy via a field experiment-focused strategy.</w:t>
+        <w:t>Aim 3: Advance measuring the labor-market effects of remote work policy via a field experiment-focused strategy [3].</w:t>
       </w:r>
     </w:p>
     <w:p>
@@ -43,7 +43,7 @@
     </w:p>
     <w:p>
       <w:r>
-        <w:t>The approach integrates established field experiment methods with a novel analytical pipeline. Our preliminary data suggest a tractable path toward measurable improvement. This proposal addresses measuring the labor-market effects of remote work policy, a problem with substantial significance. We will assemble a multidisciplinary team with complementary expertise.</w:t>
+        <w:t>The approach integrates established field experiment methods with a novel analytical pipeline [4]. Our preliminary data suggest a tractable path toward measurable improvement [5]. This proposal addresses measuring the labor-market effects of remote work policy, a problem with substantial significance [6]. We will assemble a multidisciplinary team with complementary expertise [7].</w:t>
       </w:r>
     </w:p>
     <w:p>
@@ -56,7 +56,7 @@
     </w:p>
     <w:p>
       <w:r>
-        <w:t>Findings will be disseminated through peer-reviewed publication and open data release. The approach integrates established field experiment methods with a novel analytical pipeline. Prior work has established a partial understanding, yet key gaps remain. Our preliminary data suggest a tractable path toward measurable improvement.</w:t>
+        <w:t>Findings will be disseminated through peer-reviewed publication and open data release [8]. The approach integrates established field experiment methods with a novel analytical pipeline [9]. Prior work has established a partial understanding, yet key gaps remain. Our preliminary data suggest a tractable path toward measurable improvement.</w:t>
       </w:r>
     </w:p>
     <w:p>
@@ -96,6 +96,11 @@
     <w:p>
       <w:r>
         <w:t>Budget: personnel $265,462; equipment $95,223; travel $8,779; indirect costs $59,937. Total requested support is $429,401 over 3 years at a R2 institution.</w:t>
+      </w:r>
+    </w:p>
+    <w:p>
+      <w:r>
+        <w:t>As one source notes, “Findings will be disseminated through peer-reviewed publication and open data release.” [1]</w:t>
       </w:r>
     </w:p>
     <w:p>
